--- a/交付成果/第三轮修订版/第三轮4周版/读书会13_业与轮回_4周资料包（第三版修订）/Word版/第1周_业的总说与四类分类_学员版.docx
+++ b/交付成果/第三轮修订版/第三轮4周版/读书会13_业与轮回_4周资料包（第三版修订）/Word版/第1周_业的总说与四类分类_学员版.docx
@@ -1037,7 +1037,7 @@
         <w:rPr>
           <w:b w:val="0"/>
         </w:rPr>
-        <w:t>[00:37:21.540] ……我一看，嗯，太可怕了，亚卡，他说亚卡被亚卡抓住了，哎，当场就昏倒掉了。等她恢复知觉以后呢，才明白了，哦，原来这是我的丈夫。她心想着：我怎么可以跟这样丑陋的丈夫在一起呢？我要活在世上，就要另外找一个丈夫。所以，她就召见跟她一起陪嫁来的这个大臣，就安排备车回娘家。</w:t>
+        <w:t>[00:37:21.540] ……我一看，嗯，太可怕了，夜叉，他说夜叉被夜叉抓住了，哎，当场就昏倒掉了。等她恢复知觉以后呢，才明白了，哦，原来这是我的丈夫。她心想着：我怎么可以跟这样丑陋的丈夫在一起呢？我要活在世上，就要另外找一个丈夫。所以，她就召见跟她一起陪嫁来的这个大臣，就安排备车回娘家。</w:t>
       </w:r>
     </w:p>
     <w:p>
@@ -1253,7 +1253,7 @@
         <w:rPr>
           <w:b w:val="0"/>
         </w:rPr>
-        <w:t>[00:48:06.650] 结果他连续五百次投身为亚卡，每一生都吃不饱，又连续五百世投身为狗，同样都吃不饱。而且他不仅每一生都吃不饱，他在其他很多方面也都吃尽苦头。终于，在他最后一生呢，他将会在乔达摩佛的教法时期证得阿拉汉果，因为呢，他的明种子成熟了。他在咖沙巴佛时代造下的善业成熟，那么这个善业呢，作为令生业使他再生为人，并且遇到佛法。但是他过去的那些嫉妒业仍然继续承受，作为他这一生的阻碍业。</w:t>
+        <w:t>[00:48:06.650] 结果他连续五百次投身为夜叉，每一生都吃不饱，又连续五百世投身为狗，同样都吃不饱。而且他不仅每一生都吃不饱，他在其他很多方面也都吃尽苦头。终于，在他最后一生呢，他将会在乔达摩佛的教法时期证得阿拉汉果，因为呢，他的明种子成熟了。他在咖沙巴佛时代造下的善业成熟，那么这个善业呢，作为令生业使他再生为人，并且遇到佛法。但是他过去的那些嫉妒业仍然继续承受，作为他这一生的阻碍业。</w:t>
       </w:r>
     </w:p>
     <w:p>
@@ -1924,7 +1924,7 @@
         <w:rPr>
           <w:b w:val="0"/>
         </w:rPr>
-        <w:t>第三种是中止较弱的业，并引生自己的果报。这里我们可以举恶意击打沙利子尊者头部的亚卡难德（yakkha Nanda，夜叉难陀）为例来说明。</w:t>
+        <w:t>第三种是中止较弱的业，并引生自己的果报。这里我们可以举恶意击打沙利子尊者头部的夜叉难德（yakkha Nanda，夜叉难陀）为例来说明。</w:t>
       </w:r>
     </w:p>
     <w:p>
@@ -1937,15 +1937,15 @@
           <w:color w:val="1E4620"/>
           <w:sz w:val="30"/>
         </w:rPr>
-        <w:t>亚卡难德</w:t>
-      </w:r>
-    </w:p>
-    <w:p>
-      <w:r>
-        <w:rPr>
-          <w:b w:val="0"/>
-        </w:rPr>
-        <w:t>亚卡难德（yakkha，夜叉）看到沙利子尊者刚刚剃完的光头……</w:t>
+        <w:t>夜叉难德</w:t>
+      </w:r>
+    </w:p>
+    <w:p>
+      <w:r>
+        <w:rPr>
+          <w:b w:val="0"/>
+        </w:rPr>
+        <w:t>夜叉难德（yakkha，夜叉）看到沙利子尊者刚刚剃完的光头……</w:t>
       </w:r>
     </w:p>
     <w:p>
@@ -6712,7 +6712,7 @@
         <w:rPr>
           <w:b w:val="0"/>
         </w:rPr>
-        <w:t>帕奥西亚多在《业的运作》中举了行刑者当拔达提咖的例子。五十五年来，他的工作就是将犯人斩首，这是他的惯行业。但是他在退休那一天，供养香甜奶粥给沙利子尊者。沙利子尊者为他次第说法：布施论，持戒论，生天论，揭示诸欲乐的过患、卑劣、杂染以及出离的功德利益。当尊者看到他的心变得平静、具有信心的时候，再给他开示苦、集、灭、道。由于过去的巴拉密，当拔达提咖当下证得行舍智，接近入流。然后他送了沙利子尊者一程，在返家途中，被一头亚卡变的牛用角牴死了。</w:t>
+        <w:t>帕奥西亚多在《业的运作》中举了行刑者当拔达提咖的例子。五十五年来，他的工作就是将犯人斩首，这是他的惯行业。但是他在退休那一天，供养香甜奶粥给沙利子尊者。沙利子尊者为他次第说法：布施论，持戒论，生天论，揭示诸欲乐的过患、卑劣、杂染以及出离的功德利益。当尊者看到他的心变得平静、具有信心的时候，再给他开示苦、集、灭、道。由于过去的巴拉密，当拔达提咖当下证得行舍智，接近入流。然后他送了沙利子尊者一程，在返家途中，被一头夜叉变的牛用角牴死了。</w:t>
       </w:r>
     </w:p>
     <w:p>
@@ -6922,7 +6922,7 @@
         <w:rPr>
           <w:b w:val="0"/>
         </w:rPr>
-        <w:t>[00:01:00.380] 三个方面了，一个就是小叶分别兵所讲述的那样，就是。善有善报，恶有恶报啊。就你造出什么样的业就会感得啊。这个。啊，相应的，这个不是善和不善的果报。第二个层面呢，就是叫业自作自受。啊，就是有情是业的所有者，业的继承者，以业为起源，以业为亲属，以业为归依处。无论所造的是善和业，善业和恶业，都是他自己的承受者啊，不可能报在其他人身上。啊，当然耶。他。这个产生果报的时候啊，对他人对环境会产生影响。这个我们后面再来细说。</w:t>
+        <w:t>[00:01:00.380] 三个方面了，一个就是小业分别兵所讲述的那样，就是。善有善报，恶有恶报啊。就你造出什么样的业就会感得啊。这个。啊，相应的，这个不是善和不善的果报。第二个层面呢，就是叫业自作自受。啊，就是有情是业的所有者，业的继承者，以业为起源，以业为亲属，以业为归依处。无论所造的是善和业，善业和恶业，都是他自己的承受者啊，不可能报在其他人身上。啊，当然耶。他。这个产生果报的时候啊，对他人对环境会产生影响。这个我们后面再来细说。</w:t>
       </w:r>
     </w:p>
     <w:p>
@@ -6938,7 +6938,7 @@
         <w:rPr>
           <w:b w:val="0"/>
         </w:rPr>
-        <w:t>[00:02:40.120] 当我们在日常生活怎么观察这个东西呢？举个例子，我们生起一个称心。这个春心它的。业思啊，这个这个思以他的业缘资助其他的那个。</w:t>
+        <w:t>[00:02:40.120] 当我们在日常生活怎么观察这个东西呢？举个例子，我们生起一个嗔心。这个嗔心它的。业思啊，这个这个思以他的业缘资助其他的那个。</w:t>
       </w:r>
     </w:p>
     <w:p>
@@ -7018,7 +7018,7 @@
         <w:rPr>
           <w:b w:val="0"/>
         </w:rPr>
-        <w:t>[00:09:27.730] 第二呢，依成熟的业成熟的顺序来分啊，重业净业惯行业与作业。第三种依业成熟的时间啊，就是造业成熟的时间来分啊，现法作业次生授业后后授业和无效业。第四个是依这个业成熟的地方啊，令生业成熟的地方啊啊，或者是生命期间成熟的地方啊，就啊就是第一个是恶趣啊，不善趣啊，然后是欲界善趣啊，包括人天啊，然后是。色界哈，无色界啊，四种生存地啊，那如果是算有五种的话呢，就是四种成就和四种释坏啊，去成就和去释坏，依报成就和依报是坏，实成就和实是坏，努力成就和努力是坏。</w:t>
+        <w:t>[00:09:27.730] 第二呢，依成熟的业成熟的顺序来分啊，重业净业惯行业与作业。第三种依业成熟的时间啊，就是造业成熟的时间来分啊，现法受业次生受业后后受业和无效业。第四个是依这个业成熟的地方啊，令生业成熟的地方啊啊，或者是生命期间成熟的地方啊，就啊就是第一个是恶趣啊，不善趣啊，然后是欲界善趣啊，包括人天啊，然后是。色界哈，无色界啊，四种生存地啊，那如果是算有五种的话呢，就是四种成就和四种释坏啊，去成就和去释坏，依报成就和依报是坏，实成就和实是坏，努力成就和努力是坏。</w:t>
       </w:r>
     </w:p>
     <w:p>
@@ -7042,7 +7042,7 @@
         <w:rPr>
           <w:b w:val="0"/>
         </w:rPr>
-        <w:t>[00:11:19.200] 令生业呢，就是导致。我们这一生结生的那个业。或者说，我们这一生死了时候啊，导致我们下一生结生的那个业啊，就是令生业。这个令生业要生到地方去呢，无外乎就是四种嘛，哈不上去啊，地狱饿鬼，畜生阿修罗。啊，第二，第二个层面就是欲界的人啊，欲界的天界。啊，第三个是色界天，第四个是无色界天，那顾名思义。善的令生业可以导致善趣，那善的令生业呢？导致善趣就是欲界的善趣和色界和无色界。那如果不善业的话呢，啊，不管是贪还是嗔，那一定是摄去的生存地导致这样的令生业来接生啊。</w:t>
+        <w:t>[00:11:19.200] 令生业呢，就是导致。我们这一生结生的那个业。或者说，我们这一生死了时候啊，导致我们下一生结生的那个业啊，就是令生业。这个令生业要生到地方去呢，无外乎就是四种嘛，哈不上去啊，地狱饿鬼，畜生阿修罗。啊，第二，第二个层面就是欲界的人啊，欲界的天界。啊，第三个是色界天，第四个是无色界天，那顾名思义。善的令生业可以导致善趣，那善的令生业呢？导致善趣就是欲界的善趣和色界和无色界。那如果不善业的话呢，啊，不管是贪还是嗔，那一定是摄去的生存地导致这样的令生业来结生啊。</w:t>
       </w:r>
     </w:p>
     <w:p>
@@ -7058,79 +7058,79 @@
         <w:rPr>
           <w:b w:val="0"/>
         </w:rPr>
-        <w:t>[00:12:36.120] 那举个例子讲，我们如果令生业是善的。那么知识业呢，就是一个是这个善业啊，它一定是善业来才能称为这个知识业。那我们作为人界的生命一定是善的，</w:t>
-      </w:r>
-    </w:p>
-    <w:p>
-      <w:r>
-        <w:rPr>
-          <w:b w:val="0"/>
-        </w:rPr>
-        <w:t>[00:13:00.075] 令生业导致的结生啊，那么这是善的善去啊。那如果是要称为我们这个人道的生命，它的支持业呢，一定是过去的善业啊，呃或者接近。啊，我们这一生结生的啊这个。呃的时候附近的那一些叶啊，乃至于临时树形啊，那些树形星啊，很弱的那些上树形啊，所产生的业啊，它可能成为啊，我们这一生的支持业，那凡是我们这一生。导致我们这个啊，这个健康啊，财富啊，名誉啊，地位啊啊都受损的这些的不善业。啊，</w:t>
-      </w:r>
-    </w:p>
-    <w:p>
-      <w:r>
-        <w:rPr>
-          <w:b w:val="0"/>
-        </w:rPr>
-        <w:t>[00:13:54.720] 被称为叫。阻碍叶。等于我们的令生业是善的，所以要成为我们阻碍业的一定是过去的不善业啊。那么这个知识业和阻碍叶在结生的时候或者生命期间，它会有一些什么特别的这个运作的方式呢特点呢。</w:t>
-      </w:r>
-    </w:p>
-    <w:p>
-      <w:r>
-        <w:rPr>
-          <w:b w:val="0"/>
-        </w:rPr>
-        <w:t>[00:14:22.840] 那举个例子讲。我们作为人。啊，我们是善的学生。那这个令生业呢，是一个善的令生业。啊，这个上面零星叶导致。我们。出生为人。但是。跟。那个上一生。啊。临死的时候，成熟那个业很接近的。某一个不善业。可能在接生的时候成为。阻碍叶。</w:t>
-      </w:r>
-    </w:p>
-    <w:p>
-      <w:r>
-        <w:rPr>
-          <w:b w:val="0"/>
-        </w:rPr>
-        <w:t>[00:15:08.900] 举个例子讲，本来你这个令生业可以生到。一个国王的家庭里面。但是，由于临近有一个不善业。成熟，一起成熟，然后呢，导致啊，你的学生呢。啊，这个就成为一个普通人家了啊还有一种阻碍业呢，就是在我们已经结生了。啊，接生以后呢，在胚胎发育的过程中。一些阻碍叶成熟了。导致啊，我们在发育的过程中受到阻碍。啊有一些啊先天性的疾病啊啊或者是我们的啊身体的发育成长啊。啊，会被衰弱，被削弱，我们的诸根被削弱啊。</w:t>
-      </w:r>
-    </w:p>
-    <w:p>
-      <w:r>
-        <w:rPr>
-          <w:b w:val="0"/>
-        </w:rPr>
-        <w:t>[00:16:11.900] 那知识业呢？同样的。就是。我们作为人，一个善业成熟了，导致这一生的结生，这个临生也导致这个结生临近他的一个上叶啊，乃至于更强的上叶可能。啊，致使他投身到更好的家庭。啊。或者啊，使它的学生啊，这个发育的过程啊，生命的诸根得到更好的滋养，更加的健壮健康啊，先天的禀赋更强。那。在。令生的时候，</w:t>
-      </w:r>
-    </w:p>
-    <w:p>
-      <w:r>
-        <w:rPr>
-          <w:b w:val="0"/>
-        </w:rPr>
-        <w:t>[00:16:58.190] 或者结生的时候。啊，成熟的这个支持叶和障碍页呢。往往都是跟这个令生业。啊，这个。这个业的附近啊，挨着它不远的地方的业，或者在临死的时候争先恐后要来成熟的其他的这些业啊，而没有被成没有成熟啊。呃，这个这就成为知识业和。阻碍液。同时我们也要。了解到。除了令生业。导致结生这个月会持续的啊，影响我们一生啊。维持我们一生的色身啊存在。啊这个之外呢。</w:t>
-      </w:r>
-    </w:p>
-    <w:p>
-      <w:r>
-        <w:rPr>
-          <w:b w:val="0"/>
-        </w:rPr>
-        <w:t>[00:18:01.260] 其他的很多过去的善业不善业啊，都是在这个交替的。啊，乃至于很快的。啊成熟啊，结束啊，又再成熟啊。是往往都是蜂拥而至的啊，那这些蜂拥而至的知识业和阻碍业是不是完全都能够。啊，成熟一一受报呢。啊，很多老师说不一定。但为什么不一定呢？他成熟了，为什么不报呢？</w:t>
-      </w:r>
-    </w:p>
-    <w:p>
-      <w:r>
-        <w:rPr>
-          <w:b w:val="0"/>
-        </w:rPr>
-        <w:t>[00:18:42.320] 那举个例子讲。一个人，他的令生业善业。然后令生以后呢，中间某一个时间出现了一个这个障碍，他的啊这个令生叶的补上叶成熟啊，让它这个啊这个健康受损。或者财富受损，或者名誉受损啊，本来他是可以会出现这样的情况的。但是当他开始成熟的时候。啊，很快又有一个。</w:t>
-      </w:r>
-    </w:p>
-    <w:p>
-      <w:r>
-        <w:rPr>
-          <w:b w:val="0"/>
-        </w:rPr>
-        <w:t>[00:19:25.760] 啊支持这个令生业的支持业出现。啊，那么他的业力呢。啊跟这个阻碍液呢相当。那这个情况下呢，就有可能啊，这个支持叶和阻碍叶两者就在那个时候啊抵消了。啊，然后谁都不产生影响啊。那如果。吃持业超过障碍业。百分之十的力量，那可能支持业就成熟百分之十。啊就是那个会变好一点啊。如果障碍业超过了知识业百分之十啊，可能他就会健康损失百分之十，或者是财富损失百分之十啊。</w:t>
+        <w:t>[00:12:36.120] 那举个例子讲，我们如果令生业是善的。那么支持业呢，就是一个是这个善业啊，它一定是善业来才能称为这个支持业。那我们作为人界的生命一定是善的，</w:t>
+      </w:r>
+    </w:p>
+    <w:p>
+      <w:r>
+        <w:rPr>
+          <w:b w:val="0"/>
+        </w:rPr>
+        <w:t>[00:13:00.075] 令生业导致的结生啊，那么这是善的善趣啊。那如果是要称为我们这个人道的生命，它的支持业呢，一定是过去的善业啊，呃或者接近。啊，我们这一生结生的啊这个。呃的时候附近的那一些业啊，乃至于临时速行啊，那些速行心啊，很弱的那些上速行啊，所产生的业啊，它可能成为啊，我们这一生的支持业，那凡是我们这一生。导致我们这个啊，这个健康啊，财富啊，名誉啊，地位啊啊都受损的这些的不善业。啊，</w:t>
+      </w:r>
+    </w:p>
+    <w:p>
+      <w:r>
+        <w:rPr>
+          <w:b w:val="0"/>
+        </w:rPr>
+        <w:t>[00:13:54.720] 被称为叫。阻碍业。等于我们的令生业是善的，所以要成为我们阻碍业的一定是过去的不善业啊。那么这个支持业和阻碍业在结生的时候或者生命期间，它会有一些什么特别的这个运作的方式呢特点呢。</w:t>
+      </w:r>
+    </w:p>
+    <w:p>
+      <w:r>
+        <w:rPr>
+          <w:b w:val="0"/>
+        </w:rPr>
+        <w:t>[00:14:22.840] 那举个例子讲。我们作为人。啊，我们是善的学生。那这个令生业呢，是一个善的令生业。啊，这个上面零星业导致。我们。出生为人。但是。跟。那个上一生。啊。临死的时候，成熟那个业很接近的。某一个不善业。可能在结生的时候成为。阻碍业。</w:t>
+      </w:r>
+    </w:p>
+    <w:p>
+      <w:r>
+        <w:rPr>
+          <w:b w:val="0"/>
+        </w:rPr>
+        <w:t>[00:15:08.900] 举个例子讲，本来你这个令生业可以生到。一个国王的家庭里面。但是，由于临近有一个不善业。成熟，一起成熟，然后呢，导致啊，你的学生呢。啊，这个就成为一个普通人家了啊还有一种阻碍业呢，就是在我们已经结生了。啊，结生以后呢，在胚胎发育的过程中。一些阻碍业成熟了。导致啊，我们在发育的过程中受到阻碍。啊有一些啊先天性的疾病啊啊或者是我们的啊身体的发育成长啊。啊，会被衰弱，被削弱，我们的诸根被削弱啊。</w:t>
+      </w:r>
+    </w:p>
+    <w:p>
+      <w:r>
+        <w:rPr>
+          <w:b w:val="0"/>
+        </w:rPr>
+        <w:t>[00:16:11.900] 那支持业呢？同样的。就是。我们作为人，一个善业成熟了，导致这一生的结生，这个临生也导致这个结生临近他的一个上业啊，乃至于更强的上业可能。啊，致使他投身到更好的家庭。啊。或者啊，使它的学生啊，这个发育的过程啊，生命的诸根得到更好的滋养，更加的健壮健康啊，先天的禀赋更强。那。在。令生的时候，</w:t>
+      </w:r>
+    </w:p>
+    <w:p>
+      <w:r>
+        <w:rPr>
+          <w:b w:val="0"/>
+        </w:rPr>
+        <w:t>[00:16:58.190] 或者结生的时候。啊，成熟的这个支持业和障碍业呢。往往都是跟这个令生业。啊，这个。这个业的附近啊，挨着它不远的地方的业，或者在临死的时候争先恐后要来成熟的其他的这些业啊，而没有被成没有成熟啊。呃，这个这就成为支持业和。阻碍业。同时我们也要。了解到。除了令生业。导致结生这个月会持续的啊，影响我们一生啊。维持我们一生的色身啊存在。啊这个之外呢。</w:t>
+      </w:r>
+    </w:p>
+    <w:p>
+      <w:r>
+        <w:rPr>
+          <w:b w:val="0"/>
+        </w:rPr>
+        <w:t>[00:18:01.260] 其他的很多过去的善业不善业啊，都是在这个交替的。啊，乃至于很快的。啊成熟啊，结束啊，又再成熟啊。是往往都是蜂拥而至的啊，那这些蜂拥而至的支持业和阻碍业是不是完全都能够。啊，成熟一一受报呢。啊，很多老师说不一定。但为什么不一定呢？他成熟了，为什么不报呢？</w:t>
+      </w:r>
+    </w:p>
+    <w:p>
+      <w:r>
+        <w:rPr>
+          <w:b w:val="0"/>
+        </w:rPr>
+        <w:t>[00:18:42.320] 那举个例子讲。一个人，他的令生业善业。然后令生以后呢，中间某一个时间出现了一个这个障碍，他的啊这个令生业的补上业成熟啊，让它这个啊这个健康受损。或者财富受损，或者名誉受损啊，本来他是可以会出现这样的情况的。但是当他开始成熟的时候。啊，很快又有一个。</w:t>
+      </w:r>
+    </w:p>
+    <w:p>
+      <w:r>
+        <w:rPr>
+          <w:b w:val="0"/>
+        </w:rPr>
+        <w:t>[00:19:25.760] 啊支持这个令生业的支持业出现。啊，那么他的业力呢。啊跟这个阻碍业呢相当。那这个情况下呢，就有可能啊，这个支持业和阻碍业两者就在那个时候啊抵消了。啊，然后谁都不产生影响啊。那如果。吃持业超过障碍业。百分之十的力量，那可能支持业就成熟百分之十。啊就是那个会变好一点啊。如果障碍业超过了支持业百分之十啊，可能他就会健康损失百分之十，或者是财富损失百分之十啊。</w:t>
       </w:r>
     </w:p>
     <w:p>
@@ -7146,15 +7146,15 @@
         <w:rPr>
           <w:b w:val="0"/>
         </w:rPr>
-        <w:t>[00:21:02.747] 然后接着下来另外一个不善业成熟要产生这个阻碍啊，这是有相同的。在这个它啊，它的相同性呢，就是比如说是布施的啊，和这个。啊吝啬的都是要在财富上面产生影响的，那么他可能出现这个。互相抵消。同样的，在身体健康方面的。他可能这个善知识业和阻碍也可能产生互相抵消，但是如果他是过去的一个布施善业。成熟了，成为他这一生的一个知识业，要获得财富。但过去一个这个损恼他人的一个不善业，成熟导致他身体出现健康的问题。啊，这两个月是不是能够互相抵消呢？</w:t>
-      </w:r>
-    </w:p>
-    <w:p>
-      <w:r>
-        <w:rPr>
-          <w:b w:val="0"/>
-        </w:rPr>
-        <w:t>[00:22:03.180] 啊，没有听长老们讲过啊，我个人觉得是不可以的哈，啊。好这样的情况呢，就是我们在前面几讲里面不断的提出来的一个就是说。嗯，在造业的时候。特别是在造上叶的时候。如果我们在中间，夹杂着很多不善业。那么你就可能会。很亏啊。那这个很亏呢，</w:t>
+        <w:t>[00:21:02.747] 然后接着下来另外一个不善业成熟要产生这个阻碍啊，这是有相同的。在这个它啊，它的相同性呢，就是比如说是布施的啊，和这个。啊吝啬的都是要在财富上面产生影响的，那么他可能出现这个。互相抵消。同样的，在身体健康方面的。他可能这个善支持业和阻碍也可能产生互相抵消，但是如果他是过去的一个布施善业。成熟了，成为他这一生的一个支持业，要获得财富。但过去一个这个损恼他人的一个不善业，成熟导致他身体出现健康的问题。啊，这两个月是不是能够互相抵消呢？</w:t>
+      </w:r>
+    </w:p>
+    <w:p>
+      <w:r>
+        <w:rPr>
+          <w:b w:val="0"/>
+        </w:rPr>
+        <w:t>[00:22:03.180] 啊，没有听长老们讲过啊，我个人觉得是不可以的哈，啊。好这样的情况呢，就是我们在前面几讲里面不断的提出来的一个就是说。嗯，在造业的时候。特别是在造上业的时候。如果我们在中间，夹杂着很多不善业。那么你就可能会。很亏啊。那这个很亏呢，</w:t>
       </w:r>
     </w:p>
     <w:p>
@@ -7170,23 +7170,23 @@
         <w:rPr>
           <w:b w:val="0"/>
         </w:rPr>
-        <w:t>[00:23:29.100] 那为什么会削弱，我们以前都讲过啊，那只要这些业在附近啊。啊，不管是善业对不善业产生影响，还是不善业对善业产生影响。啊，那么它这个都是透有这个啊。这个无间源，等无间源啊，来传递下来。然而。从七个树形本身它是重复圆，但是从一串一串的星路来讲，它也有重复的这种啊，这个圆的影响啊，那如果一个不上。啊他一串心路完以后。他没有这个啊，中间这个上心啊出现他就可能重复啊重复重复，那在于不同的心路上会越来越强。</w:t>
-      </w:r>
-    </w:p>
-    <w:p>
-      <w:r>
-        <w:rPr>
-          <w:b w:val="0"/>
-        </w:rPr>
-        <w:t>[00:24:32.860] 啊，那如果中我们造了一个不善业，中间呢，我们觉得啊，生起惭愧心了啊，悚惧了啊，我们忏悔了。好，那这个力量下来呢，它就没有被重复啊，它就不会形成这样的力量，而且呢，它的无间言等无间连传播下来的力量呢，会被跟这个相应的这个忏悔啊这个。啊这个这个惭愧哈，啊乃至于造作很多善缘去补偿的这种力量啊削弱啊，同样呢，如果是造作一个扇形。我们讲前师中师后师啊啊。那前师啊，这个很用心的准备，很欢喜的准备，照做的时候，我们有去照做，已经完成了，但中间夹杂了很多不善啊，但回来的时候经常还后悔。</w:t>
-      </w:r>
-    </w:p>
-    <w:p>
-      <w:r>
-        <w:rPr>
-          <w:b w:val="0"/>
-        </w:rPr>
-        <w:t>[00:25:32.540] 啊，那么这个善的这个心路呢，它就没有办法形成前善中善前思中思后思的啊强的这个这个这个善，新的这个持续的重复的啊增长。啊，就会被中间夹杂着这个，而且会被中间夹杂着这个不善业的这个啊，它的力量啊，以及他的清一之源的原力啊，这个所削弱，它的重复源的原力所削弱啊啊这些点我觉得是我们特别要。要要注意和小心的，</w:t>
+        <w:t>[00:23:29.100] 那为什么会削弱，我们以前都讲过啊，那只要这些业在附近啊。啊，不管是善业对不善业产生影响，还是不善业对善业产生影响。啊，那么它这个都是透有这个啊。这个无间缘，等无间缘啊，来传递下来。然而。从七个速行本身它是重复缘，但是从一串一串的心路来讲，它也有重复的这种啊，这个缘的影响啊，那如果一个不上。啊他一串心路完以后。他没有这个啊，中间这个上心啊出现他就可能重复啊重复重复，那在于不同的心路上会越来越强。</w:t>
+      </w:r>
+    </w:p>
+    <w:p>
+      <w:r>
+        <w:rPr>
+          <w:b w:val="0"/>
+        </w:rPr>
+        <w:t>[00:24:32.860] 啊，那如果中我们造了一个不善业，中间呢，我们觉得啊，生起惭愧心了啊，悚惧了啊，我们忏悔了。好，那这个力量下来呢，它就没有被重复啊，它就不会形成这样的力量，而且呢，它的无间缘等无间缘传播下来的力量呢，会被跟这个相应的这个忏悔啊这个。啊这个这个惭愧哈，啊乃至于造作很多善缘去补偿的这种力量啊削弱啊，同样呢，如果是造作一个扇形。我们讲前师中师后师啊啊。那前师啊，这个很用心的准备，很欢喜的准备，照做的时候，我们有去照做，已经完成了，但中间夹杂了很多不善啊，但回来的时候经常还后悔。</w:t>
+      </w:r>
+    </w:p>
+    <w:p>
+      <w:r>
+        <w:rPr>
+          <w:b w:val="0"/>
+        </w:rPr>
+        <w:t>[00:25:32.540] 啊，那么这个善的这个心路呢，它就没有办法形成前善中善前思中思后思的啊强的这个这个这个善，新的这个持续的重复的啊增长。啊，就会被中间夹杂着这个，而且会被中间夹杂着这个不善业的这个啊，它的力量啊，以及他的清一之源的原力啊，这个所削弱，它的重复缘的原力所削弱啊啊这些点我觉得是我们特别要。要要注意和小心的，</w:t>
       </w:r>
     </w:p>
     <w:p>
@@ -7268,15 +7268,15 @@
         <w:rPr>
           <w:b w:val="0"/>
         </w:rPr>
-        <w:t>[00:04:52.145] 第一种是。中指啊这这个中指中指较弱的叶。且不带来自己的果报。也阻止另外的。业带来果报。毁坏液呢？它也分善和不善。著书里面形容它是什么呢？它就像一种啊能够截停这个飞剑啊，我们箭射出去了啊啊，它有一种能够让这个箭坠落的这种强大力量。</w:t>
-      </w:r>
-    </w:p>
-    <w:p>
-      <w:r>
-        <w:rPr>
-          <w:b w:val="0"/>
-        </w:rPr>
-        <w:t>[00:05:34.920] 举个例子讲。善的令生业呢啊，带来再生为天人。当某种不善的毁坏业突然成熟，会导致天人也会死亡。并投身为动物、鬼类或者地狱的有情。有时候毁坏液呢，它也只是像阻碍液一样运作。他只是在一期生命中呢。啊一期生命呢，中断一个较弱的也。啊，中断一个较弱的业的果报。那也就是说这个较弱的叶呢？仍然能够在其后的生命期间呢啊，继续产生果报。那。</w:t>
+        <w:t>[00:04:52.145] 第一种是。中止啊这这个中止中止较弱的业。且不带来自己的果报。也阻止另外的。业带来果报。毁坏业呢？它也分善和不善。著书里面形容它是什么呢？它就像一种啊能够截停这个飞剑啊，我们箭射出去了啊啊，它有一种能够让这个箭坠落的这种强大力量。</w:t>
+      </w:r>
+    </w:p>
+    <w:p>
+      <w:r>
+        <w:rPr>
+          <w:b w:val="0"/>
+        </w:rPr>
+        <w:t>[00:05:34.920] 举个例子讲。善的令生业呢啊，带来再生为天人。当某种不善的毁坏业突然成熟，会导致天人也会死亡。并投身为动物、鬼类或者地狱的有情。有时候毁坏业呢，它也只是像阻碍业一样运作。他只是在一期生命中呢。啊一期生命呢，中断一个较弱的也。啊，中断一个较弱的业的果报。那也就是说这个较弱的业呢？仍然能够在其后的生命期间呢啊，继续产生果报。那。</w:t>
       </w:r>
     </w:p>
     <w:p>
@@ -7348,7 +7348,7 @@
         <w:rPr>
           <w:b w:val="0"/>
         </w:rPr>
-        <w:t>[00:13:03.160] 那以此呢，他这个本来呢，他临终的时候，那个做猎人的不善业已经要成熟了啊。结果呢，他礼佛的这个供养佛陀的这个善业啊。当然，他还有其他商业的支柱中断了啊，在他临终马上要成熟的这个。猎捕无辜的动物的这种不善业啊，而让他呢投身到这个天界里面去。所以呢，这个中指。啊，这个较弱的业，然后他不带来自己的果报。他阻止啊，我们讲说阻止另外的业带来果报，那这种情况呢。</w:t>
+        <w:t>[00:13:03.160] 那以此呢，他这个本来呢，他临终的时候，那个做猎人的不善业已经要成熟了啊。结果呢，他礼佛的这个供养佛陀的这个善业啊。当然，他还有其他商业的支柱中断了啊，在他临终马上要成熟的这个。猎捕无辜的动物的这种不善业啊，而让他呢投身到这个天界里面去。所以呢，这个中止。啊，这个较弱的业，然后他不带来自己的果报。他阻止啊，我们讲说阻止另外的业带来果报，那这种情况呢。</w:t>
       </w:r>
     </w:p>
     <w:p>
@@ -7388,7 +7388,7 @@
         <w:rPr>
           <w:b w:val="0"/>
         </w:rPr>
-        <w:t>[00:16:47.740] 第二种呢，是中指。啊，较弱的业不带来自己的果报，但允许另外的业带来果报。</w:t>
+        <w:t>[00:16:47.740] 第二种呢，是中止。啊，较弱的业不带来自己的果报，但允许另外的业带来果报。</w:t>
       </w:r>
     </w:p>
     <w:p>
@@ -7444,15 +7444,15 @@
         <w:rPr>
           <w:b w:val="0"/>
         </w:rPr>
-        <w:t>[00:19:20.610] 萨玛瓦蒂皇后呢，还证得初我啊，其他的同伴呢，也相应不同的圣物。啊，然后有一天呢，因为焚烧独觉佛的不善业成熟成为毁坏业啊，他被另外一个这个王妃啊嫉妒啊，所以放火把他们烧死了啊。那么这个毁坏业呢？切断了他们的命根啊。那么这个毁坏液自身呢？啊。的果报呢，并没有给他们带来再生。而是呢，这个让道给他们在佛陀时代造下的止观善业，因为他们是啊。正果的圣者啊啊，所以呢，这个。他们带着各自的善业呢，都往生到天界或者梵天界啊，就是允许其他的业带来果报。</w:t>
-      </w:r>
-    </w:p>
-    <w:p>
-      <w:r>
-        <w:rPr>
-          <w:b w:val="0"/>
-        </w:rPr>
-        <w:t>[00:20:26.980] 第三种呢，是中指。引申自己的果报。那。</w:t>
+        <w:t>[00:19:20.610] 萨玛瓦蒂皇后呢，还证得初我啊，其他的同伴呢，也相应不同的圣物。啊，然后有一天呢，因为焚烧独觉佛的不善业成熟成为毁坏业啊，他被另外一个这个王妃啊嫉妒啊，所以放火把他们烧死了啊。那么这个毁坏业呢？切断了他们的命根啊。那么这个毁坏业自身呢？啊。的果报呢，并没有给他们带来再生。而是呢，这个让道给他们在佛陀时代造下的止观善业，因为他们是啊。正果的圣者啊啊，所以呢，这个。他们带着各自的善业呢，都往生到天界或者梵天界啊，就是允许其他的业带来果报。</w:t>
+      </w:r>
+    </w:p>
+    <w:p>
+      <w:r>
+        <w:rPr>
+          <w:b w:val="0"/>
+        </w:rPr>
+        <w:t>[00:20:26.980] 第三种呢，是中止。引申自己的果报。那。</w:t>
       </w:r>
     </w:p>
     <w:p>
@@ -7484,7 +7484,7 @@
         <w:rPr>
           <w:b w:val="0"/>
         </w:rPr>
-        <w:t>[00:21:57.040] 当时的这个马拉杜西啊。这个他跟所有的摩罗一样啊，他不喜欢具有这种美德、品行端正的比库，因为他们自己。这个证阿拉汉，所以他们不知道他们来去。好，因为他入玻璃盘，或者他入灭尽定，根本就看不到他的心识啊。所以马拉呢，经常就是化这个变变化成这种这个举止不端的比库形象啊，而让这些呃婆罗门啊，或者是家族们啊去看到，然后就怂恿婆罗门批评辱骂呵斥滋扰这个聚德的比库。啊。但最后都没有得逞，</w:t>
+        <w:t>[00:21:57.040] 当时的这个马拉杜西啊。这个他跟所有的摩罗一样啊，他不喜欢具有这种美德、品行端正的比库，因为他们自己。这个证阿拉汉，所以他们不知道他们来去。好，因为他入般涅槃，或者他入灭尽定，根本就看不到他的心识啊。所以马拉呢，经常就是化这个变变化成这种这个举止不端的比库形象啊，而让这些呃婆罗门啊，或者是家族们啊去看到，然后就怂恿婆罗门批评辱骂呵斥滋扰这个聚德的比库。啊。但最后都没有得逞，</w:t>
       </w:r>
     </w:p>
     <w:p>
@@ -7532,7 +7532,7 @@
         <w:rPr>
           <w:b w:val="0"/>
         </w:rPr>
-        <w:t>[00:25:44.940] 后面这一种啊，所以帕尔西亚多呢，有前面这两种也属于毁坏叶啊，要提醒一下。</w:t>
+        <w:t>[00:25:44.940] 后面这一种啊，所以帕尔西亚多呢，有前面这两种也属于毁坏业啊，要提醒一下。</w:t>
       </w:r>
     </w:p>
     <w:p>
@@ -7580,7 +7580,7 @@
         <w:rPr>
           <w:b w:val="0"/>
         </w:rPr>
-        <w:t>[00:39:19.160] 业哈，一个是令正业好。他是在结生的时候和生命期间产生这个有情的名色啊，它可以是善或者不善。不善业带来畜生、鬼界、地狱界的有情的劫生，以及他生命期间的名色。善业带来天人节生或者生命期间的名色。啊，那么第二个是支持业，第三个是阻碍业，第四个是毁坏业啊。</w:t>
+        <w:t>[00:39:19.160] 业哈，一个是令正业好。他是在结生的时候和生命期间产生这个有情的名色啊，它可以是善或者不善。不善业带来畜生、鬼界、地狱界的有情的结生，以及他生命期间的名色。善业带来天人结生或者生命期间的名色。啊，那么第二个是支持业，第三个是阻碍业，第四个是毁坏业啊。</w:t>
       </w:r>
     </w:p>
     <w:p>

--- a/交付成果/第三轮修订版/第三轮4周版/读书会13_业与轮回_4周资料包（第三版修订）/Word版/第1周_业的总说与四类分类_学员版.docx
+++ b/交付成果/第三轮修订版/第三轮4周版/读书会13_业与轮回_4周资料包（第三版修订）/Word版/第1周_业的总说与四类分类_学员版.docx
@@ -1924,7 +1924,7 @@
         <w:rPr>
           <w:b w:val="0"/>
         </w:rPr>
-        <w:t>第三种是中止较弱的业，并引生自己的果报。这里我们可以举恶意击打沙利子尊者头部的夜叉难德（yakkha Nanda，夜叉难陀）为例来说明。</w:t>
+        <w:t>第三种是中止较弱的业，并引生自己的果报。这里我们可以举恶意击打沙利子尊者头部的亚卡难德（yakkha Nanda，夜叉难陀）为例来说明。</w:t>
       </w:r>
     </w:p>
     <w:p>
@@ -1937,15 +1937,15 @@
           <w:color w:val="1E4620"/>
           <w:sz w:val="30"/>
         </w:rPr>
-        <w:t>夜叉难德</w:t>
-      </w:r>
-    </w:p>
-    <w:p>
-      <w:r>
-        <w:rPr>
-          <w:b w:val="0"/>
-        </w:rPr>
-        <w:t>夜叉难德（yakkha，夜叉）看到沙利子尊者刚刚剃完的光头……</w:t>
+        <w:t>亚卡难德</w:t>
+      </w:r>
+    </w:p>
+    <w:p>
+      <w:r>
+        <w:rPr>
+          <w:b w:val="0"/>
+        </w:rPr>
+        <w:t>亚卡难德（yakkha，夜叉）看到沙利子尊者刚刚剃完的光头……</w:t>
       </w:r>
     </w:p>
     <w:p>
@@ -6922,7 +6922,7 @@
         <w:rPr>
           <w:b w:val="0"/>
         </w:rPr>
-        <w:t>[00:01:00.380] 三个方面了，一个就是小业分别兵所讲述的那样，就是。善有善报，恶有恶报啊。就你造出什么样的业就会感得啊。这个。啊，相应的，这个不是善和不善的果报。第二个层面呢，就是叫业自作自受。啊，就是有情是业的所有者，业的继承者，以业为起源，以业为亲属，以业为归依处。无论所造的是善和业，善业和恶业，都是他自己的承受者啊，不可能报在其他人身上。啊，当然耶。他。这个产生果报的时候啊，对他人对环境会产生影响。这个我们后面再来细说。</w:t>
+        <w:t>[00:01:00.380] 三个方面了，一个就是小业分别经所讲述的那样，就是。善有善报，恶有恶报啊。就你造出什么样的业就会感得啊。这个。啊，相应的，这个不是善和不善的果报。第二个层面呢，就是叫业自作自受。啊，就是有情是业的所有者，业的继承者，以业为起源，以业为亲属，以业为归依处。无论所造的是善和业，善业和恶业，都是他自己的承受者啊，不可能报在其他人身上。啊，当然耶。他。这个产生果报的时候啊，对他人对环境会产生影响。这个我们后面再来细说。</w:t>
       </w:r>
     </w:p>
     <w:p>
@@ -7186,7 +7186,7 @@
         <w:rPr>
           <w:b w:val="0"/>
         </w:rPr>
-        <w:t>[00:25:32.540] 啊，那么这个善的这个心路呢，它就没有办法形成前善中善前思中思后思的啊强的这个这个这个善，新的这个持续的重复的啊增长。啊，就会被中间夹杂着这个，而且会被中间夹杂着这个不善业的这个啊，它的力量啊，以及他的清一之源的原力啊，这个所削弱，它的重复缘的原力所削弱啊啊这些点我觉得是我们特别要。要要注意和小心的，</w:t>
+        <w:t>[00:25:32.540] 啊，那么这个善的这个心路呢，它就没有办法形成前善中善前思中思后思的啊强的这个这个这个善，新的这个持续的重复的啊增长。啊，就会被中间夹杂着这个，而且会被中间夹杂着这个不善业的这个啊，它的力量啊，以及他的亲依止缘的缘力啊，这个所削弱，它的重复缘的原力所削弱啊啊这些点我觉得是我们特别要。要要注意和小心的，</w:t>
       </w:r>
     </w:p>
     <w:p>
@@ -7324,7 +7324,7 @@
         <w:rPr>
           <w:b w:val="0"/>
         </w:rPr>
-        <w:t>[00:11:12.790] 苏纳卡瓦基嘎。他是个猎人啊，他总是带着他的狗去打猎，然后他的儿子叫索纳。儿子索纳呢？他是一个出家人，好。啊并且呢啊有很好的政务。他一辈子都劝他父亲呢，这个不要。打猎杀生啊，但是。无法啊，说服他的父亲，一直到他父亲年老了，不能打猎了啊。他终于呢，勉强听从他儿子的建议，</w:t>
+        <w:t>[00:11:12.790] 苏纳嘎瓦。他是个猎人啊，他总是带着他的狗去打猎，然后他的儿子叫索纳。儿子索纳呢？他是一个出家人，好。啊并且呢啊有很好的政务。他一辈子都劝他父亲呢，这个不要。打猎杀生啊，但是。无法啊，说服他的父亲，一直到他父亲年老了，不能打猎了啊。他终于呢，勉强听从他儿子的建议，</w:t>
       </w:r>
     </w:p>
     <w:p>
@@ -7460,7 +7460,7 @@
         <w:rPr>
           <w:b w:val="0"/>
         </w:rPr>
-        <w:t>[00:20:36.960] 帕尔西亚多引入了这，引用了这个在嘎古桑他佛时代的一个魔王啊，摩罗马拉啊，那个马拉的名字叫杜西啊。嗯。嘎，古山大佛啊，我们古代把它翻译成叫拘留孙佛。那个佛陀呢？那啊，那是佛陀的，有两位上首弟子哈。</w:t>
+        <w:t>[00:20:36.960] 帕尔西亚多引入了这，引用了这个在咖古三特佛时代的一个魔王啊，摩罗马拉啊，那个马拉的名字叫杜西啊。嗯。嘎，古山大佛啊，我们古代把它翻译成叫拘留孙佛。那个佛陀呢？那啊，那是佛陀的，有两位上首弟子哈。</w:t>
       </w:r>
     </w:p>
     <w:p>
@@ -7484,15 +7484,15 @@
         <w:rPr>
           <w:b w:val="0"/>
         </w:rPr>
-        <w:t>[00:21:57.040] 当时的这个马拉杜西啊。这个他跟所有的摩罗一样啊，他不喜欢具有这种美德、品行端正的比库，因为他们自己。这个证阿拉汉，所以他们不知道他们来去。好，因为他入般涅槃，或者他入灭尽定，根本就看不到他的心识啊。所以马拉呢，经常就是化这个变变化成这种这个举止不端的比库形象啊，而让这些呃婆罗门啊，或者是家族们啊去看到，然后就怂恿婆罗门批评辱骂呵斥滋扰这个聚德的比库。啊。但最后都没有得逞，</w:t>
-      </w:r>
-    </w:p>
-    <w:p>
-      <w:r>
-        <w:rPr>
-          <w:b w:val="0"/>
-        </w:rPr>
-        <w:t>[00:22:45.120] 好以嘎古赞大佛呢，教导这个比库门修习慈悲喜舍。啊，这个这个，呃，这个马拉呢就计划。落空。然后呢，这个摩罗呢，后面呢，又看这个反的不行，他就来这个正的，他就怂恿婆罗门家族嘛，就非常恭敬非常尊重的礼敬这个这些比库僧团啊。他想呢，这样呢，这些比库就会有很多享受，会生起欲乐啊。</w:t>
+        <w:t>[00:21:57.040] 当时的这个杜西魔罗啊。这个他跟所有的摩罗一样啊，他不喜欢具有这种美德、品行端正的比库，因为他们自己。这个证阿拉汉，所以他们不知道他们来去。好，因为他入般涅槃，或者他入灭尽定，根本就看不到他的心识啊。所以马拉呢，经常就是化这个变变化成这种这个举止不端的比库形象啊，而让这些呃婆罗门啊，或者是家族们啊去看到，然后就怂恿婆罗门批评辱骂呵斥滋扰这个聚德的比库。啊。但最后都没有得逞，</w:t>
+      </w:r>
+    </w:p>
+    <w:p>
+      <w:r>
+        <w:rPr>
+          <w:b w:val="0"/>
+        </w:rPr>
+        <w:t>[00:22:45.120] 好以咖古三特佛呢，教导这个比库门修习慈悲喜舍。啊，这个这个，呃，这个马拉呢就计划。落空。然后呢，这个摩罗呢，后面呢，又看这个反的不行，他就来这个正的，他就怂恿婆罗门家族嘛，就非常恭敬非常尊重的礼敬这个这些比库僧团啊。他想呢，这样呢，这些比库就会有很多享受，会生起欲乐啊。</w:t>
       </w:r>
     </w:p>
     <w:p>
@@ -7516,7 +7516,7 @@
         <w:rPr>
           <w:b w:val="0"/>
         </w:rPr>
-        <w:t>[00:24:13.620] 这个时候，嘎古山大佛呢啊，我们讲就像牛王像象王一样的回顾啊，转过身来对他说，马拉杜西不知分寸啊。啊，这个时候呢，马拉杜西呢，当下就。这个大地裂开哈，掉到大地里面去啊。那。啊，据说呢，他在那个地狱里面要被烧煮一万年之久啊，它长的是鱼的头，人的身体啊。那这个马拉杜西呢？攻击一位上首弟子的业啊，当下这个业当下成熟。中断了他。</w:t>
+        <w:t>[00:24:13.620] 这个时候，嘎古山大佛呢啊，我们讲就像牛王像象王一样的回顾啊，转过身来对他说，杜西魔罗不知分寸啊。啊，这个时候呢，杜西魔罗呢，当下就。这个大地裂开哈，掉到大地里面去啊。那。啊，据说呢，他在那个地狱里面要被烧煮一万年之久啊，它长的是鱼的头，人的身体啊。那这个杜西魔罗呢？攻击一位上首弟子的业啊，当下这个业当下成熟。中断了他。</w:t>
       </w:r>
     </w:p>
     <w:p>
@@ -7540,7 +7540,7 @@
         <w:rPr>
           <w:b w:val="0"/>
         </w:rPr>
-        <w:t>[00:35:39.920] 那帕尔西亚多呢，最后举了一个啊南达嘎达嘎鬼啊的一个例子。它是一个。一个毁坏业啊，一个善的毁坏业可以终止啊，较弱的。这个好，这样讲哈，就是一个善的毁坏业可以终止较弱的善的令生业，同样的，一个不善的毁坏业也可以截断较弱的不善令生业。葵花液可以。带来自己的果报啊。其他的同一性的不善之实业呢，可以延长他的果报啊，</w:t>
+        <w:t>[00:35:39.920] 那帕尔西亚多呢，最后举了一个啊南达嘎达嘎鬼啊的一个例子。它是一个。一个毁坏业啊，一个善的毁坏业可以终止啊，较弱的。这个好，这样讲哈，就是一个善的毁坏业可以终止较弱的善的令生业，同样的，一个不善的毁坏业也可以截断较弱的不善令生业。毁坏业可以。带来自己的果报啊。其他的同一性的不善之实业呢，可以延长他的果报啊，</w:t>
       </w:r>
     </w:p>
     <w:p>

--- a/交付成果/第三轮修订版/第三轮4周版/读书会13_业与轮回_4周资料包（第三版修订）/Word版/第1周_业的总说与四类分类_学员版.docx
+++ b/交付成果/第三轮修订版/第三轮4周版/读书会13_业与轮回_4周资料包（第三版修订）/Word版/第1周_业的总说与四类分类_学员版.docx
@@ -824,7 +824,7 @@
         <w:rPr>
           <w:b w:val="0"/>
         </w:rPr>
-        <w:t>[00:11:15.680] 有一天呢，佛陀托钵经过苏巴的家门口。那么这一只上一世……的狗呢，见到佛陀就一边吠叫着一边跑过来。佛陀就对他说：哎呀，你以前作为人的时候也是轻视地称呼我，称呼我朋友，现在投身为狗，还是一样。那只狗呢，听了佛陀的话以后呢，心想说：这个沙门狗的妈妈已经知道我了。他就垂头丧气地跑到火炉之间，就躺在那个灰烬里面。结果他的儿子小苏巴回来以后呢，听到这件事他就非常生气，他就想说：我的父亲……婆罗门已经投生到梵天了，这个沙门乔达摩说他投身为狗，信口胡言。因此呢，</w:t>
+        <w:t>[00:11:15.680] 有一天呢，佛陀托钵经过苏巴的家门口。那么这一只上一世……的狗呢，见到佛陀就一边吠叫着一边跑过来。佛陀就对他说：哎呀，你以前作为人的时候也是轻视地称呼我，称呼我朋友，现在投身为狗，还是一样。那只狗呢，听了佛陀的话以后呢，心想说：这个沙门果德玛已经知道我了。他就垂头丧气地跑到火炉之间，就躺在那个灰烬里面。结果他的儿子小苏巴回来以后呢，听到这件事他就非常生气，他就想说：我的父亲……婆罗门已经投生到梵天了，这个沙门乔达摩说他投身为狗，信口胡言。因此呢，</w:t>
       </w:r>
     </w:p>
     <w:p>
@@ -1101,7 +1101,7 @@
         <w:rPr>
           <w:b w:val="0"/>
         </w:rPr>
-        <w:t>[00:40:10.050] 他很惊奇，马上就发愿说：尊者啊，不论我投生何处，愿我的身体散发光芒、美妙绝伦。愿我不再跟这个小古人住在一起。就是由于这个前身的誓愿呢，她才不喜欢这库萨王。而这个弟弟呢，看他说完以后呢，他又跑过去，就把他的糕饼呢，再供养给这个独觉佛，然后他又发愿说：尊者啊，即使他跑到一百由旬以外，愿我也能把他带回来做我的妻子。</w:t>
+        <w:t>[00:40:10.050] 他很惊奇，马上就发愿说：尊者啊，不论我投生何处，愿我的身体散发光芒、美妙绝伦。愿我不再跟那个小人住在一起。就是由于这个前身的誓愿呢，她才不喜欢这库萨王。而这个弟弟呢，看他说完以后呢，他又跑过去，就把他的糕饼呢，再供养给这个独觉佛，然后他又发愿说：尊者啊，即使他跑到一百由旬以外，愿我也能把他带回来做我的妻子。</w:t>
       </w:r>
     </w:p>
     <w:p>
@@ -1301,7 +1301,7 @@
         <w:rPr>
           <w:b w:val="0"/>
         </w:rPr>
-        <w:t>[00:50:51.160] 那我们看，他在咖沙巴佛时代呢，修行两万年，显然他的……已经非常成熟了。对，那没有……，他的气度就没有树立五盖，因为就是这么强的这个……观的力量，当他遇到境界的时候，没有如理作意，就给他造成了这么大的麻烦。</w:t>
+        <w:t>[00:50:51.160] 那我们看，他在咖沙巴佛时代呢，修行两万年，显然他的……已经非常成熟了。对，那没有……，他没有对治（梳理）五盖，因为就是这么强的这个……观的力量，当他遇到境界的时候，没有如理作意，就给他造成了这么大的麻烦。</w:t>
       </w:r>
     </w:p>
     <w:p>
@@ -6930,7 +6930,7 @@
         <w:rPr>
           <w:b w:val="0"/>
         </w:rPr>
-        <w:t>[00:01:59.820] 第三一个呢，就是业缘所描述出来的就是。在造业的时候。当下它有一个聚生的业思啊，这个这个思造业的思呢，它以俱生业缘的力量。啊资助其他的民法。和俱生的心生色法生起，这个怎么来理解呢？啊，从阿毗达摩的角度上来讲，他啊，就是这个诗，以他的寄生业缘的力量援助他们生起。</w:t>
+        <w:t>[00:01:59.820] 第三一个呢，就是业缘所描述出来的就是。在造业的时候。当下它有一个聚生的业思啊，这个这个思造业的思呢，它以俱生业缘的力量。啊资助其他的民法。和俱生的心生色法生起，这个怎么来理解呢？啊，从阿毗达摩的角度上来讲，他啊，就是这个思，以他的俱生业缘的力量援助他们生起。</w:t>
       </w:r>
     </w:p>
     <w:p>
@@ -7018,15 +7018,15 @@
         <w:rPr>
           <w:b w:val="0"/>
         </w:rPr>
-        <w:t>[00:09:27.730] 第二呢，依成熟的业成熟的顺序来分啊，重业净业惯行业与作业。第三种依业成熟的时间啊，就是造业成熟的时间来分啊，现法受业次生受业后后受业和无效业。第四个是依这个业成熟的地方啊，令生业成熟的地方啊啊，或者是生命期间成熟的地方啊，就啊就是第一个是恶趣啊，不善趣啊，然后是欲界善趣啊，包括人天啊，然后是。色界哈，无色界啊，四种生存地啊，那如果是算有五种的话呢，就是四种成就和四种释坏啊，去成就和去释坏，依报成就和依报是坏，实成就和实是坏，努力成就和努力是坏。</w:t>
-      </w:r>
-    </w:p>
-    <w:p>
-      <w:r>
-        <w:rPr>
-          <w:b w:val="0"/>
-        </w:rPr>
-        <w:t>[00:10:27.260] 那这个方面的内容呢，在。啊，很多的老师的讲解你都有了哈啊，帕尔西亚多的业的运作里面说的很清楚啊。马辛德尊者在啊，阿毗达摩讲要里面这个也做了很很深入的分析啊，你就不再很啊细细的讲讲开来就很多了哈啊，我们大致给它简单过一下啊，有一些特别的点呢，提出来给大家一起分享，</w:t>
+        <w:t>[00:09:27.730] 第二呢，依成熟的业成熟的顺序来分啊，重业、惯行业、临死业、已作业。第三种依业成熟的时间啊，就是造业成熟的时间来分啊，现法受业次生受业后后受业和无效业。第四个是依这个业成熟的地方啊，令生业成熟的地方啊啊，或者是生命期间成熟的地方啊，就啊就是第一个是恶趣啊，不善趣啊，然后是欲界善趣啊，包括人天啊，然后是。色界哈，无色界啊，四种生存地啊，那如果是算有五种的话呢，就是四种成就和四种失坏啊，趣成就和趣失坏，依报成就和依报失坏，时成就和时失坏，努力成就和努力失坏。</w:t>
+      </w:r>
+    </w:p>
+    <w:p>
+      <w:r>
+        <w:rPr>
+          <w:b w:val="0"/>
+        </w:rPr>
+        <w:t>[00:10:27.260] 那这个方面的内容呢，在。啊，很多的老师的讲解你都有了哈啊，帕奥西亚多的业的运作里面说的很清楚啊。马欣德尊者在啊，阿毗达摩讲要里面这个也做了很很深入的分析啊，你就不再很啊细细的讲讲开来就很多了哈啊，我们大致给它简单过一下啊，有一些特别的点呢，提出来给大家一起分享，</w:t>
       </w:r>
     </w:p>
     <w:p>
@@ -7042,7 +7042,7 @@
         <w:rPr>
           <w:b w:val="0"/>
         </w:rPr>
-        <w:t>[00:11:19.200] 令生业呢，就是导致。我们这一生结生的那个业。或者说，我们这一生死了时候啊，导致我们下一生结生的那个业啊，就是令生业。这个令生业要生到地方去呢，无外乎就是四种嘛，哈不上去啊，地狱饿鬼，畜生阿修罗。啊，第二，第二个层面就是欲界的人啊，欲界的天界。啊，第三个是色界天，第四个是无色界天，那顾名思义。善的令生业可以导致善趣，那善的令生业呢？导致善趣就是欲界的善趣和色界和无色界。那如果不善业的话呢，啊，不管是贪还是嗔，那一定是摄去的生存地导致这样的令生业来结生啊。</w:t>
+        <w:t>[00:11:19.200] 令生业呢，就是导致。我们这一生结生的那个业。或者说，我们这一生死了时候啊，导致我们下一生结生的那个业啊，就是令生业。这个令生业要生到地方去呢，无外乎就是四种嘛，四恶趣啊，地狱饿鬼，畜生阿修罗。啊，第二，第二个层面就是欲界的人啊，欲界的天界。啊，第三个是色界天，第四个是无色界天，那顾名思义。善的令生业可以导致善趣，那善的令生业呢？导致善趣就是欲界的善趣和色界和无色界。那如果不善业的话呢，啊，不管是贪还是嗔，那一定是不善的生存地导致这样的令生业来结生啊。</w:t>
       </w:r>
     </w:p>
     <w:p>
@@ -7082,23 +7082,23 @@
         <w:rPr>
           <w:b w:val="0"/>
         </w:rPr>
-        <w:t>[00:14:22.840] 那举个例子讲。我们作为人。啊，我们是善的学生。那这个令生业呢，是一个善的令生业。啊，这个上面零星业导致。我们。出生为人。但是。跟。那个上一生。啊。临死的时候，成熟那个业很接近的。某一个不善业。可能在结生的时候成为。阻碍业。</w:t>
-      </w:r>
-    </w:p>
-    <w:p>
-      <w:r>
-        <w:rPr>
-          <w:b w:val="0"/>
-        </w:rPr>
-        <w:t>[00:15:08.900] 举个例子讲，本来你这个令生业可以生到。一个国王的家庭里面。但是，由于临近有一个不善业。成熟，一起成熟，然后呢，导致啊，你的学生呢。啊，这个就成为一个普通人家了啊还有一种阻碍业呢，就是在我们已经结生了。啊，结生以后呢，在胚胎发育的过程中。一些阻碍业成熟了。导致啊，我们在发育的过程中受到阻碍。啊有一些啊先天性的疾病啊啊或者是我们的啊身体的发育成长啊。啊，会被衰弱，被削弱，我们的诸根被削弱啊。</w:t>
-      </w:r>
-    </w:p>
-    <w:p>
-      <w:r>
-        <w:rPr>
-          <w:b w:val="0"/>
-        </w:rPr>
-        <w:t>[00:16:11.900] 那支持业呢？同样的。就是。我们作为人，一个善业成熟了，导致这一生的结生，这个临生也导致这个结生临近他的一个上业啊，乃至于更强的上业可能。啊，致使他投身到更好的家庭。啊。或者啊，使它的学生啊，这个发育的过程啊，生命的诸根得到更好的滋养，更加的健壮健康啊，先天的禀赋更强。那。在。令生的时候，</w:t>
+        <w:t>[00:14:22.840] 那举个例子讲。我们作为人。啊，我们是善的结生。那这个令生业呢，是一个善的令生业。啊，这个这个令生业导致。我们。出生为人。但是。跟。那个上一生。啊。临死的时候，成熟那个业很接近的。某一个不善业。可能在结生的时候成为。阻碍业。</w:t>
+      </w:r>
+    </w:p>
+    <w:p>
+      <w:r>
+        <w:rPr>
+          <w:b w:val="0"/>
+        </w:rPr>
+        <w:t>[00:15:08.900] 举个例子讲，本来你这个令生业可以生到。一个国王的家庭里面。但是，由于临近有一个不善业。成熟，一起成熟，然后呢，导致啊，你的结生呢。啊，这个就成为一个普通人家了啊还有一种阻碍业呢，就是在我们已经结生了。啊，结生以后呢，在胚胎发育的过程中。一些阻碍业成熟了。导致啊，我们在发育的过程中受到阻碍。啊有一些啊先天性的疾病啊啊或者是我们的啊身体的发育成长啊。啊，会被衰弱，被削弱，我们的诸根被削弱啊。</w:t>
+      </w:r>
+    </w:p>
+    <w:p>
+      <w:r>
+        <w:rPr>
+          <w:b w:val="0"/>
+        </w:rPr>
+        <w:t>[00:16:11.900] 那支持业呢？同样的。就是。我们作为人，一个善业成熟了，导致这一生的结生，这个临生也导致这个结生临近他的一个上业啊，乃至于更强的上业可能。啊，致使他投身到更好的家庭。啊。或者啊，使它的结生啊，这个发育的过程啊，生命的诸根得到更好的滋养，更加的健壮健康啊，先天的禀赋更强。那。在。令生的时候，</w:t>
       </w:r>
     </w:p>
     <w:p>
@@ -7130,7 +7130,7 @@
         <w:rPr>
           <w:b w:val="0"/>
         </w:rPr>
-        <w:t>[00:19:25.760] 啊支持这个令生业的支持业出现。啊，那么他的业力呢。啊跟这个阻碍业呢相当。那这个情况下呢，就有可能啊，这个支持业和阻碍业两者就在那个时候啊抵消了。啊，然后谁都不产生影响啊。那如果。吃持业超过障碍业。百分之十的力量，那可能支持业就成熟百分之十。啊就是那个会变好一点啊。如果障碍业超过了支持业百分之十啊，可能他就会健康损失百分之十，或者是财富损失百分之十啊。</w:t>
+        <w:t>[00:19:25.760] 啊支持这个令生业的支持业出现。啊，那么他的业力呢。啊跟这个阻碍业呢相当。那这个情况下呢，就有可能啊，这个支持业和阻碍业两者就在那个时候啊抵消了。啊，然后谁都不产生影响啊。那如果。支持业超过阻碍业。百分之十的力量，那可能支持业就成熟百分之十。啊就是那个会变好一点啊。如果障碍业超过了支持业百分之十啊，可能他就会健康损失百分之十，或者是财富损失百分之十啊。</w:t>
       </w:r>
     </w:p>
     <w:p>
@@ -7300,15 +7300,15 @@
         <w:rPr>
           <w:b w:val="0"/>
         </w:rPr>
-        <w:t>[00:08:48.540] 那我们再举这个卫生院玩的例子哈。佛陀为他开示这种殊胜的沙门果经啊，卫生愿王他有足够的巴拉密在文法当下正的入流果。但是他杀父的这个不善众业。在他听闻佛陀的沙门果经的这个这个开示的时候啊。阻断他的八大米，就令他没有办法证悟依然是一位凡夫。但是他这样的这个巴拉密的这种业呢，不会被他完全终止掉，他在未来久远的将来啊，那些巴拉密呢啊，会令他成为独觉佛。啊所以像这一类情况呢，</w:t>
-      </w:r>
-    </w:p>
-    <w:p>
-      <w:r>
-        <w:rPr>
-          <w:b w:val="0"/>
-        </w:rPr>
-        <w:t>[00:09:47.765] 我们在如果是有某一个人临终的时候，所以临终关怀呢，就要特别的啊。这个小心呢啊，不要去犯这种杀父杀母的这种啊。这种业哈，我们讲说啊，这个安乐死啊。啊，或者放弃抢救啊。或者这个鼓励他说啊。啊，现在这么苦啊，我们去哪一个天界啊，哪一个极乐世界更快乐啊？啊，这个身体也没有用处啊，臭皮囊啊啊，然后他因此而死掉，那你就很危险了啊。所以这个呢，虽然你不是说像卫生院玩这样去啊，恶意杀死他的父亲父母，但是你很有可能啊，因为无知而造造成了杀父杀母的重罪哈，要特别小心。</w:t>
+        <w:t>[00:08:48.540] 那我们再举这个未生怨王的例子哈。佛陀为他开示这种殊胜的沙门果经啊，未生怨王他有足够的巴拉密在文法当下正的入流果。但是他杀父的这个不善众业。在他听闻佛陀的沙门果经的这个这个开示的时候啊。阻断他的八大米，就令他没有办法证悟依然是一位凡夫。但是他这样的这个巴拉密的这种业呢，不会被他完全终止掉，他在未来久远的将来啊，那些巴拉密呢啊，会令他成为独觉佛。啊所以像这一类情况呢，</w:t>
+      </w:r>
+    </w:p>
+    <w:p>
+      <w:r>
+        <w:rPr>
+          <w:b w:val="0"/>
+        </w:rPr>
+        <w:t>[00:09:47.765] 我们在如果是有某一个人临终的时候，所以临终关怀呢，就要特别的啊。这个小心呢啊，不要去犯这种杀父杀母的这种啊。这种业哈，我们讲说啊，这个安乐死啊。啊，或者放弃抢救啊。或者这个鼓励他说啊。啊，现在这么苦啊，我们去哪一个天界啊，哪一个极乐世界更快乐啊？啊，这个身体也没有用处啊，臭皮囊啊啊，然后他因此而死掉，那你就很危险了啊。所以这个呢，虽然你不是说像未生怨王这样去啊，恶意杀死他的父亲父母，但是你很有可能啊，因为无知而造造成了杀父杀母的重罪哈，要特别小心。</w:t>
       </w:r>
     </w:p>
     <w:p>
@@ -7404,23 +7404,23 @@
         <w:rPr>
           <w:b w:val="0"/>
         </w:rPr>
-        <w:t>[00:17:06.410] 萨玛迪瓦蒂王后呢，是乌德拉啊乌德拉王的这个啊皇后。</w:t>
-      </w:r>
-    </w:p>
-    <w:p>
-      <w:r>
-        <w:rPr>
-          <w:b w:val="0"/>
-        </w:rPr>
-        <w:t>[00:17:15.760] 他在这个萨马瓦蒂在他的过去生啊，跟他的朋友啊，这个也是巴拉那西这个国王的王妃呀。有一天他跟国王在河里面去游泳洗澡。然后比较冷啊，他就点燃了附近的一堆草来取暖。驱寒。啊，他就把整个草堆点着了。当这个草烧完以后，他发现有一位独觉佛住在里面禅坐。由于他们并非故意要烧它，所以它本身不是恶业。但是呢，这个国王呢，对这个独觉佛非常尊重。呃。</w:t>
-      </w:r>
-    </w:p>
-    <w:p>
-      <w:r>
-        <w:rPr>
-          <w:b w:val="0"/>
-        </w:rPr>
-        <w:t>[00:18:00.040] 那么萨马瓦蒂的过去生呢？和他的同伴啊，他担心这国王会惩罚他啊，认为他烧死了独觉佛。所以他们准备这个这个这个毁尸啊，就堆起这个，把这个独独绝佛的身体呢，再堆上各种草，然后点油啊，浇油给他点火，想焚尸灭迹。那这种以邪恶心啊，去烧独绝佛的行为啊，是不善业。虽然独绝佛呢，他当时是入灭尽定。这个定呢，啊，它中断了名法，还还有心生色法，所以没有任何事物能伤害他。所以，虽然毒劫佛并没有烧死，但是。</w:t>
+        <w:t>[00:17:06.410] 萨玛瓦蒂王后呢，是优填王的这个啊皇后。</w:t>
+      </w:r>
+    </w:p>
+    <w:p>
+      <w:r>
+        <w:rPr>
+          <w:b w:val="0"/>
+        </w:rPr>
+        <w:t>[00:17:15.760] 他在这个萨马瓦蒂在他的过去生啊，跟他的朋友啊，这个也是波罗奈这个国王的王妃呀。有一天他跟国王在河里面去游泳洗澡。然后比较冷啊，他就点燃了附近的一堆草来取暖。驱寒。啊，他就把整个草堆点着了。当这个草烧完以后，他发现有一位独觉佛住在里面禅坐。由于他们并非故意要烧它，所以它本身不是恶业。但是呢，这个国王呢，对这个独觉佛非常尊重。呃。</w:t>
+      </w:r>
+    </w:p>
+    <w:p>
+      <w:r>
+        <w:rPr>
+          <w:b w:val="0"/>
+        </w:rPr>
+        <w:t>[00:18:00.040] 那么萨马瓦蒂的过去生呢？和他的同伴啊，他担心这国王会惩罚他啊，认为他烧死了独觉佛。所以他们准备这个这个这个毁尸啊，就堆起这个，把这个独独绝佛的身体呢，再堆上各种草，然后点油啊，浇油给他点火，想焚尸灭迹。那这种以邪恶心啊，去烧独绝佛的行为啊，是不善业。虽然独绝佛呢，他当时是入灭尽定。这个定呢，啊，它中断了名法，还还有心生色法，所以没有任何事物能伤害他。所以，虽然独觉佛并没有烧死，但是。</w:t>
       </w:r>
     </w:p>
     <w:p>
@@ -7444,7 +7444,7 @@
         <w:rPr>
           <w:b w:val="0"/>
         </w:rPr>
-        <w:t>[00:19:20.610] 萨玛瓦蒂皇后呢，还证得初我啊，其他的同伴呢，也相应不同的圣物。啊，然后有一天呢，因为焚烧独觉佛的不善业成熟成为毁坏业啊，他被另外一个这个王妃啊嫉妒啊，所以放火把他们烧死了啊。那么这个毁坏业呢？切断了他们的命根啊。那么这个毁坏业自身呢？啊。的果报呢，并没有给他们带来再生。而是呢，这个让道给他们在佛陀时代造下的止观善业，因为他们是啊。正果的圣者啊啊，所以呢，这个。他们带着各自的善业呢，都往生到天界或者梵天界啊，就是允许其他的业带来果报。</w:t>
+        <w:t>[00:19:20.610] 萨玛瓦蒂皇后呢，还证得初果啊，其他的同伴呢，也证得不同的圣果。啊，然后有一天呢，因为焚烧独觉佛的不善业成熟成为毁坏业啊，他被另外一个这个王妃啊嫉妒啊，所以放火把他们烧死了啊。那么这个毁坏业呢？切断了他们的命根啊。那么这个毁坏业自身呢？啊。的果报呢，并没有给他们带来再生。而是呢，这个让道给他们在佛陀时代造下的止观善业，因为他们是啊。正果的圣者啊啊，所以呢，这个。他们带着各自的善业呢，都往生到天界或者梵天界啊，就是允许其他的业带来果报。</w:t>
       </w:r>
     </w:p>
     <w:p>
@@ -7460,7 +7460,7 @@
         <w:rPr>
           <w:b w:val="0"/>
         </w:rPr>
-        <w:t>[00:20:36.960] 帕尔西亚多引入了这，引用了这个在咖古三特佛时代的一个魔王啊，摩罗马拉啊，那个马拉的名字叫杜西啊。嗯。嘎，古山大佛啊，我们古代把它翻译成叫拘留孙佛。那个佛陀呢？那啊，那是佛陀的，有两位上首弟子哈。</w:t>
+        <w:t>[00:20:36.960] 帕奥西亚多引入了这，引用了这个在咖古三特佛时代的一个魔王啊，摩罗马拉啊，那个马拉的名字叫杜西啊。嗯。嘎，古山大佛啊，我们古代把它翻译成叫拘留孙佛。那个佛陀呢？那啊，那是佛陀的，有两位上首弟子哈。</w:t>
       </w:r>
     </w:p>
     <w:p>
@@ -7508,15 +7508,15 @@
         <w:rPr>
           <w:b w:val="0"/>
         </w:rPr>
-        <w:t>[00:23:46.790] 有一天，嘎古山大佛和这个上首弟子魏都拉啊一起去托钵。这个时候呢，这个马拉呢，杜西呢，就附体在一个小男孩儿身上啊，让这个男孩呢，拿起一块石头，就向这个维多拉尊者扔过去。啊，那这个碎瓦片呢？划伤了这个尊者的头啊，流出血啊。</w:t>
-      </w:r>
-    </w:p>
-    <w:p>
-      <w:r>
-        <w:rPr>
-          <w:b w:val="0"/>
-        </w:rPr>
-        <w:t>[00:24:13.620] 这个时候，嘎古山大佛呢啊，我们讲就像牛王像象王一样的回顾啊，转过身来对他说，杜西魔罗不知分寸啊。啊，这个时候呢，杜西魔罗呢，当下就。这个大地裂开哈，掉到大地里面去啊。那。啊，据说呢，他在那个地狱里面要被烧煮一万年之久啊，它长的是鱼的头，人的身体啊。那这个杜西魔罗呢？攻击一位上首弟子的业啊，当下这个业当下成熟。中断了他。</w:t>
+        <w:t>[00:23:46.790] 有一天，咖古三特佛和这个上首弟子魏都拉啊一起去托钵。这个时候呢，这个马拉呢，杜西呢，就附体在一个小男孩儿身上啊，让这个男孩呢，拿起一块石头，就向这个维多拉尊者扔过去。啊，那这个碎瓦片呢？划伤了这个尊者的头啊，流出血啊。</w:t>
+      </w:r>
+    </w:p>
+    <w:p>
+      <w:r>
+        <w:rPr>
+          <w:b w:val="0"/>
+        </w:rPr>
+        <w:t>[00:24:13.620] 这个时候，咖古三特佛呢啊，我们讲就像牛王像象王一样的回顾啊，转过身来对他说，杜西魔罗不知分寸啊。啊，这个时候呢，杜西魔罗呢，当下就。这个大地裂开哈，掉到大地里面去啊。那。啊，据说呢，他在那个地狱里面要被烧煮一万年之久啊，它长的是鱼的头，人的身体啊。那这个杜西魔罗呢？攻击一位上首弟子的业啊，当下这个业当下成熟。中断了他。</w:t>
       </w:r>
     </w:p>
     <w:p>
@@ -7532,39 +7532,39 @@
         <w:rPr>
           <w:b w:val="0"/>
         </w:rPr>
-        <w:t>[00:25:44.940] 后面这一种啊，所以帕尔西亚多呢，有前面这两种也属于毁坏业啊，要提醒一下。</w:t>
-      </w:r>
-    </w:p>
-    <w:p>
-      <w:r>
-        <w:rPr>
-          <w:b w:val="0"/>
-        </w:rPr>
-        <w:t>[00:35:39.920] 那帕尔西亚多呢，最后举了一个啊南达嘎达嘎鬼啊的一个例子。它是一个。一个毁坏业啊，一个善的毁坏业可以终止啊，较弱的。这个好，这样讲哈，就是一个善的毁坏业可以终止较弱的善的令生业，同样的，一个不善的毁坏业也可以截断较弱的不善令生业。毁坏业可以。带来自己的果报啊。其他的同一性的不善之实业呢，可以延长他的果报啊，</w:t>
-      </w:r>
-    </w:p>
-    <w:p>
-      <w:r>
-        <w:rPr>
-          <w:b w:val="0"/>
-        </w:rPr>
-        <w:t>[00:36:25.685] 这个南嘎达鬼呢啊，他是出生之前啊，死亡之前他是一个将军啊，他固执的持有我们讲那个定邪剑啊。他认为这个无因无缘哈，这个这个。友情啊，会这个亲近苦乐有定量啊。那他坚持这样的邪见一直到死亡啊？嗯。</w:t>
-      </w:r>
-    </w:p>
-    <w:p>
-      <w:r>
-        <w:rPr>
-          <w:b w:val="0"/>
-        </w:rPr>
-        <w:t>[00:37:04.060] 但但是呢，他当时临终的时候呢，啊这个并没有这个。投身到空间地狱？哈，当时没有直接投身到空间地狱，而是投身为鬼。那么他的女儿呢？叫乌达拉？啊，他呢？信佛还修行，而是一个入流圣者。所以他父亲去世以后呢，他就这个供养一位到他村里面托钵的阿拉汉，并且呢，把这个功德回向给这位过世的父亲。啊，因为他父亲是个靠他司命鬼啊，所以刚供养完成滴水完成啊，这个南嘎达啊，南达嘎鬼呢，他也跟着喊出这个杀都杀度杀度的这个随行。虽然这个善业呢，比较弱，不能够终止维持他这个轨道，这个悲惨生命的不善令生业，但是呢，却足够强，能够。</w:t>
-      </w:r>
-    </w:p>
-    <w:p>
-      <w:r>
-        <w:rPr>
-          <w:b w:val="0"/>
-        </w:rPr>
-        <w:t>[00:38:18.710] 作为他这个鬼界的生命期间的上令生乐起作用啊，给他带来像天人一般的享乐，持续了六个月。但六个月呢，他依然你没有改变他的这个。邪见啊。</w:t>
+        <w:t>[00:25:44.940] 后面这一种啊，所以帕奥西亚多呢，有前面这两种也属于毁坏业啊，要提醒一下。</w:t>
+      </w:r>
+    </w:p>
+    <w:p>
+      <w:r>
+        <w:rPr>
+          <w:b w:val="0"/>
+        </w:rPr>
+        <w:t>[00:35:39.920] 那帕奥西亚多呢，最后举了一个啊难达咖鬼啊的一个例子。它是一个。一个毁坏业啊，一个善的毁坏业可以终止啊，较弱的。这个好，这样讲哈，就是一个善的毁坏业可以终止较弱的善的令生业，同样的，一个不善的毁坏业也可以截断较弱的不善令生业。毁坏业可以。带来自己的果报啊。其他的同一性的不善之实业呢，可以延长他的果报啊，</w:t>
+      </w:r>
+    </w:p>
+    <w:p>
+      <w:r>
+        <w:rPr>
+          <w:b w:val="0"/>
+        </w:rPr>
+        <w:t>[00:36:25.685] 这个南嘎达鬼呢啊，他是出生之前啊，死亡之前他是一个将军啊，他固执地持有佛陀所称的大邪见啊。他认为这个无因无缘哈，这个这个。友情啊，会这个亲近苦乐有定量啊。那他坚持这样的邪见一直到死亡啊？嗯。</w:t>
+      </w:r>
+    </w:p>
+    <w:p>
+      <w:r>
+        <w:rPr>
+          <w:b w:val="0"/>
+        </w:rPr>
+        <w:t>[00:37:04.060] 但但是呢，他当时临终的时候呢，啊这个并没有这个。投生到无间地狱？哈，当时没有直接投生到无间地狱，而是投身为鬼。那么他的女儿呢？叫乌达拉？啊，他呢？信佛还修行，而是一个入流圣者。所以他父亲去世以后呢，他就这个供养一位到他村里面托钵的阿拉汉，并且呢，把这个功德回向给这位过世的父亲。啊，因为他父亲是个靠他司命鬼啊，所以刚供养完成滴水完成啊，这个南嘎达啊，南达嘎鬼呢，他也跟着喊出这个萨度萨度的这个随喜。虽然这个善业呢，比较弱，不能够终止维持他这个轨道，这个悲惨生命的不善令生业，但是呢，却足够强，能够。</w:t>
+      </w:r>
+    </w:p>
+    <w:p>
+      <w:r>
+        <w:rPr>
+          <w:b w:val="0"/>
+        </w:rPr>
+        <w:t>[00:38:18.710] 作为这个鬼界生命期间的令生业起作用啊，给他带来像天人一般的享乐，持续了六个月。但六个月呢，他依然你没有改变他的这个。邪见啊。</w:t>
       </w:r>
     </w:p>
     <w:p>
